--- a/assets/files/shidoan.docx
+++ b/assets/files/shidoan.docx
@@ -95,7 +95,7 @@
         <w:rPr>
           <w:rFonts w:ascii="ＭＳ 明朝" w:eastAsia="ＭＳ 明朝" w:hAnsi="ＭＳ 明朝" w:hint="eastAsia"/>
         </w:rPr>
-        <w:t xml:space="preserve">　本単元は「粒子」を柱とする領域に位置づく。第４学年で重視する「関係付け」を、体積の変化と温度の変化との間で働かせる単元である。前単元「とじこめた空気や水」で、児童は空気や水には体積があり、とじこめた空気はおし縮められることを学んでいる。この既習が本単元の予想の根拠になり、学びは次単元「物のあたたまり方」へつながる。</w:t>
+        <w:t xml:space="preserve">　本単元は、「粒子」についての基本的な概念等を柱とした内容のうちの「粒子のもつエネルギー」に関わるものである。第４学年で重視する「関係付け」を働かせ、体積の変化と温度の変化とを関係付けて調べる単元である。前単元「とじこめた空気や水」で、児童は、とじこめた空気はおし縮められるが、水はおし縮められないことを学んでおり、この既習の内容が本単元の予想の根拠になる。</w:t>
       </w:r>
     </w:p>
     <w:p>
@@ -109,7 +109,7 @@
         <w:rPr>
           <w:rFonts w:ascii="ＭＳ 明朝" w:eastAsia="ＭＳ 明朝" w:hAnsi="ＭＳ 明朝" w:hint="eastAsia"/>
         </w:rPr>
-        <w:t xml:space="preserve">　指導は空気、水、金属の順に進める。変化が見やすいものから、見えにくいものへという配列である。空気は膜がふくらみ、水は水面が動く。金属は「輪を通らなくなる」ことは分かっても、ふくらみそのものは目に見えない。</w:t>
+        <w:t xml:space="preserve">　指導は空気、水、金属の順に進める。温度による体積の変化が最も大きい空気から、見えにくい金属へと配列した。空気は膜がふくらみ、水は水面が動く。金属は「輪を通らなくなる」ことは分かっても、ふくらみそのものは目に見えない。</w:t>
       </w:r>
     </w:p>
     <w:p>
@@ -151,7 +151,7 @@
         <w:rPr>
           <w:rFonts w:ascii="ＭＳ 明朝" w:eastAsia="ＭＳ 明朝" w:hAnsi="ＭＳ 明朝" w:hint="eastAsia"/>
         </w:rPr>
-        <w:t xml:space="preserve">　本学級は３２名である。グループで行う観察や実験には意欲的に取り組むが、一人一人が根拠をもって予想し、その予想を基に観察や実験の方法を書いて表現する力に課題がある。学力に支援の必要な児童が多く、既習事項が定着するまでに時間がかかるという実態もある。</w:t>
+        <w:t xml:space="preserve">　本学級は３２名である。グループで行う観察や実験には意欲的に取り組むが、一人一人が根拠のある予想を発想し、その予想を基に観察、実験の方法を考えて表現する力に課題がある。学力に支援の必要な児童が多く、既習の内容が定着するまでに時間がかかるという実態もある。</w:t>
       </w:r>
     </w:p>
     <w:p>
@@ -179,7 +179,7 @@
         <w:rPr>
           <w:rFonts w:ascii="ＭＳ 明朝" w:eastAsia="ＭＳ 明朝" w:hAnsi="ＭＳ 明朝" w:hint="eastAsia"/>
         </w:rPr>
-        <w:t xml:space="preserve">　第１次（４時間）の導入場面では、試験管を握ったときの様子について、上向きのときと下向きのときを比べたり、握ったときと握っていないときを比べたりしながら「空気は、あたためられたり冷やされたりすると、体積が変わるのだろうか。」という問題を見いだす。温度による空気の体積変化について調べ、結果を基にまとめた後、次の問題を見つけるために、他の物も、空気と同じように、温度によって体積が変わるのか考える時間を設定する。前単元で学んだ水をはじめ、鉛筆や黒板、机やいすなど身の回りの物を、体積が変わりそうな物と変わらなそうな物に分ける。分けた理由を話し合う中で、空気や水のような形のない物と、金属や木のような形のある物とを言葉で比べて分類表を作り、次に調べる物を決める。</w:t>
+        <w:t xml:space="preserve">　第１次（４時間）の導入場面では、試験管を握ったときの様子について、上向きのときと下向きのときを比べたり、握ったときと握っていないときを比べたりしながら「空気は、あたためられたり冷やされたりすると、体積が変わるのだろうか。」という問題を見いだす。空気の体積の変化を調べて結論を導きだした後、次の問題を見つけるために、他の物も、空気と同じように、温度によって体積が変わるのか考える時間を設定する。前単元で学んだ水をはじめ、鉛筆や黒板、机やいすなど身の回りの物を、体積が変わりそうな物と変わらなそうな物に分ける。分けた理由を話し合う中で、空気や水のような形のない物と、金属や木のような形のある物とを言葉で比べて分類表を作り、次に調べる物を決める。</w:t>
       </w:r>
     </w:p>
     <w:p>
@@ -193,7 +193,7 @@
         <w:rPr>
           <w:rFonts w:ascii="ＭＳ 明朝" w:eastAsia="ＭＳ 明朝" w:hAnsi="ＭＳ 明朝" w:hint="eastAsia"/>
         </w:rPr>
-        <w:t xml:space="preserve">　第２次（３時間）では、水について調べる。前単元で水はおし縮められなかったことから、「水は大きくならない」という意見も多く出ると考えられる。空気と同じ器具・同じ手順で調べ、増えるかどうかだけでなく増え方のちがいにも目を向けさせる。</w:t>
+        <w:t xml:space="preserve">　第２次（３時間）では、水について調べる。前単元で水はおし縮められなかったことから、「水は大きくならない」という意見も多く出ると考えられる。空気と同じ器具・同じ手順で調べ、体積の変化の有無だけでなく、空気と比べた程度の違いにも目を向けさせる。</w:t>
       </w:r>
     </w:p>
     <w:p>
@@ -207,7 +207,7 @@
         <w:rPr>
           <w:rFonts w:ascii="ＭＳ 明朝" w:eastAsia="ＭＳ 明朝" w:hAnsi="ＭＳ 明朝" w:hint="eastAsia"/>
         </w:rPr>
-        <w:t xml:space="preserve">　第３次（３時間）では、分類表と第１次・第２次の実験を想起させたうえで、金属膨張試験器の玉だけをさわらせ、「金ぞくは、あたためたり冷やしたりすると、体積は変わるのだろうか。」という問題を設定する。既習の内容や生活経験を根拠に予想させ、空気や水と同じように湯につける方法で検証させる。湯につけても玉は輪をくぐり抜け、児童が「金属はあたためても体積が変わらない」という結論に至りそうなところで、レールのつなぎ目のすきまの写真を提示する。そうすることで児童の既有知識をゆさぶり、目の前の実験結果とのずれから、あたため方を見直して検証計画を練り直す必然性を生む。このようにして、解決したい問題を見いだし科学的に追究する姿を目指す。</w:t>
+        <w:t xml:space="preserve">　第３次（３時間）では、分類表と第１次・第２次の実験を想起させたうえで、金属膨張試験器の玉だけをさわらせ、「金ぞくは、あたためたり冷やしたりすると、体積は変わるのだろうか。」という問題を設定する。既習の内容や生活経験を基に予想させ、空気や水と同じように湯につける方法で検証させる。湯につけても玉は輪をくぐり抜け、児童が「金属はあたためても体積が変わらない」という結論に至りそうなところで、レールの継ぎ目のすきまの写真を提示する。そうすることで児童の既有知識をゆさぶり、目の前の実験結果とのずれから、あたため方を見直して検証計画を練り直す必然性を生む。このようにして、解決したい問題を見いだし科学的に追究する姿を目指す。</w:t>
       </w:r>
     </w:p>
     <w:p>
@@ -275,21 +275,21 @@
               <w:rPr>
                 <w:rFonts w:ascii="ＭＳ 明朝" w:eastAsia="ＭＳ 明朝" w:hAnsi="ＭＳ 明朝" w:hint="eastAsia"/>
               </w:rPr>
-              <w:t>〇　金属、水及び空気は、あたためたり冷やしたりすると体積が変わるが、その程度に違いがあることを理解している。</w:t>
-            </w:r>
-          </w:p>
-          <w:p>
-            <w:pPr>
-              <w:jc w:val="left"/>
-              <w:rPr>
-                <w:rFonts w:ascii="ＭＳ 明朝" w:eastAsia="ＭＳ 明朝" w:hAnsi="ＭＳ 明朝"/>
-              </w:rPr>
-            </w:pPr>
-            <w:r>
-              <w:rPr>
-                <w:rFonts w:ascii="ＭＳ 明朝" w:eastAsia="ＭＳ 明朝" w:hAnsi="ＭＳ 明朝" w:hint="eastAsia"/>
-              </w:rPr>
-              <w:t>〇　器具を正しく扱いながら調べ、結果を分かりやすく記録している。</w:t>
+              <w:t xml:space="preserve">〇　金属、水及び空気は、温めたり冷やしたりすると、それらの体積が変わるが、その程度には違いがあることを理解している。</w:t>
+            </w:r>
+          </w:p>
+          <w:p>
+            <w:pPr>
+              <w:jc w:val="left"/>
+              <w:rPr>
+                <w:rFonts w:ascii="ＭＳ 明朝" w:eastAsia="ＭＳ 明朝" w:hAnsi="ＭＳ 明朝"/>
+              </w:rPr>
+            </w:pPr>
+            <w:r>
+              <w:rPr>
+                <w:rFonts w:ascii="ＭＳ 明朝" w:eastAsia="ＭＳ 明朝" w:hAnsi="ＭＳ 明朝" w:hint="eastAsia"/>
+              </w:rPr>
+              <w:t xml:space="preserve">〇　観察、実験などに関する器具を正しく扱いながら調べ、得られた結果を分かりやすく記録している。</w:t>
             </w:r>
           </w:p>
         </w:tc>
@@ -361,21 +361,21 @@
               <w:rPr>
                 <w:rFonts w:ascii="ＭＳ 明朝" w:eastAsia="ＭＳ 明朝" w:hAnsi="ＭＳ 明朝" w:hint="eastAsia"/>
               </w:rPr>
-              <w:t>〇　体積と温度との関係について、既習の内容や生活経験を基に、根拠のある予想や仮説を発想し、表現している。</w:t>
-            </w:r>
-          </w:p>
-          <w:p>
-            <w:pPr>
-              <w:jc w:val="left"/>
-              <w:rPr>
-                <w:rFonts w:ascii="ＭＳ 明朝" w:eastAsia="ＭＳ 明朝" w:hAnsi="ＭＳ 明朝"/>
-              </w:rPr>
-            </w:pPr>
-            <w:r>
-              <w:rPr>
-                <w:rFonts w:ascii="ＭＳ 明朝" w:eastAsia="ＭＳ 明朝" w:hAnsi="ＭＳ 明朝" w:hint="eastAsia"/>
-              </w:rPr>
-              <w:t>〇　実験の結果を基に考察し、表現している。</w:t>
+              <w:t xml:space="preserve">〇　金属、水及び空気の性質について追究する中で、既習の内容や生活経験を基に、温度を変化させたときの体積の変化について、根拠のある予想や仮説を発想し、表現している。</w:t>
+            </w:r>
+          </w:p>
+          <w:p>
+            <w:pPr>
+              <w:jc w:val="left"/>
+              <w:rPr>
+                <w:rFonts w:ascii="ＭＳ 明朝" w:eastAsia="ＭＳ 明朝" w:hAnsi="ＭＳ 明朝"/>
+              </w:rPr>
+            </w:pPr>
+            <w:r>
+              <w:rPr>
+                <w:rFonts w:ascii="ＭＳ 明朝" w:eastAsia="ＭＳ 明朝" w:hAnsi="ＭＳ 明朝" w:hint="eastAsia"/>
+              </w:rPr>
+              <w:t xml:space="preserve">〇　観察、実験などの結果を基に考察し、結論を導きだして表現している。</w:t>
             </w:r>
           </w:p>
         </w:tc>
@@ -433,7 +433,7 @@
               <w:rPr>
                 <w:rFonts w:ascii="ＭＳ 明朝" w:eastAsia="ＭＳ 明朝" w:hAnsi="ＭＳ 明朝" w:hint="eastAsia"/>
               </w:rPr>
-              <w:t>〇　事物・現象に進んで関わり、他者と関わりながら問題解決しようとしている。</w:t>
+              <w:t xml:space="preserve">〇　金属、水及び空気の性質について、進んで関わり、他者と関わりながら問題解決しようとしている。</w:t>
             </w:r>
           </w:p>
           <w:p>
@@ -784,7 +784,7 @@
                 <w:rFonts w:ascii="ＭＳ 明朝" w:eastAsia="ＭＳ 明朝" w:hAnsi="ＭＳ 明朝" w:hint="eastAsia"/>
                 <w:sz w:val="18"/>
               </w:rPr>
-              <w:t>〇　空気の結果や前単元の学習を根拠に予想させ、増え方のちがいにも目を向けさせる。</w:t>
+              <w:t xml:space="preserve">〇　空気について導きだした結論や前単元の学習を基に予想させ、体積の変化の程度の違いにも目を向けさせる。</w:t>
             </w:r>
           </w:p>
         </w:tc>
@@ -938,7 +938,7 @@
                 <w:rFonts w:ascii="ＭＳ 明朝" w:eastAsia="ＭＳ 明朝" w:hAnsi="ＭＳ 明朝" w:hint="eastAsia"/>
                 <w:sz w:val="18"/>
               </w:rPr>
-              <w:t xml:space="preserve">〇　湯であたためても玉が輪を通る結果と、レールのつなぎ目のすきまとを比べさせ、あたため方を見直す必要感をもたせる。</w:t>
+              <w:t xml:space="preserve">〇　湯であたためても玉が輪を通る結果と、レールの継ぎ目のすきまとを比べさせ、あたため方を見直す必要感をもたせる。</w:t>
             </w:r>
           </w:p>
         </w:tc>
@@ -972,7 +972,7 @@
                 <w:rFonts w:ascii="ＭＳ 明朝" w:eastAsia="ＭＳ 明朝" w:hAnsi="ＭＳ 明朝" w:hint="eastAsia"/>
                 <w:sz w:val="18"/>
               </w:rPr>
-              <w:t xml:space="preserve">〇　湯であたためても玉が輪を通ったあとに、教科書に載っているレールのつなぎ目のすきまの写真を提示する。</w:t>
+              <w:t xml:space="preserve">〇　湯であたためても玉が輪を通ったあとに、教科書に載っているレールの継ぎ目のすきまの写真を提示する。</w:t>
             </w:r>
           </w:p>
           <w:p>
@@ -1094,7 +1094,7 @@
         <w:rPr>
           <w:rFonts w:ascii="ＭＳ 明朝" w:eastAsia="ＭＳ 明朝" w:hAnsi="ＭＳ 明朝" w:hint="eastAsia"/>
         </w:rPr>
-        <w:t xml:space="preserve">　金ぞくは、あたためたり冷やしたりすると体積は変わるのかという問題について、空気や水の学習や生活経験と関係付けて予想し、湯であたためて調べる活動を通して、根拠のある予想を表現するとともに、実験の結果とレールのつなぎ目のすきまとのずれから、あたため方を見直すという次時の見通しをもつことができる。</w:t>
+        <w:t xml:space="preserve">　金ぞくは、あたためたり冷やしたりすると体積は変わるのかという問題について、空気や水について導きだした結論や生活経験を基に予想し、湯であたためて調べる活動を通して、根拠のある予想を発想し、表現するとともに、実験の結果とレールの継ぎ目のすきまとのずれから、あたため方を見直すという次時の見通しをもつことができる。</w:t>
       </w:r>
     </w:p>
     <w:p>
@@ -1122,7 +1122,7 @@
         <w:rPr>
           <w:rFonts w:ascii="ＭＳ 明朝" w:eastAsia="ＭＳ 明朝" w:hAnsi="ＭＳ 明朝" w:hint="eastAsia"/>
         </w:rPr>
-        <w:t xml:space="preserve">　（教師）本時の流れのスライド、問題の掲示物（Ａ３）、第１次の分類表、空気と水の実験の写真、学びの足あと、金属膨張試験器（６班分）、サーモカップ、湯（６０℃くらい）、温度計、ぞうきん、付箋を貼る台紙（各班）、レールのつなぎ目のすきまの写真（教科書）</w:t>
+        <w:t xml:space="preserve">　（教師）本時の流れのスライド、問題の掲示物（Ａ３）、第１次の分類表、空気と水の実験の写真、学びの足あと、金属膨張試験器（６班分）、サーモカップ、湯（６０℃くらい）、温度計、ぞうきん、付箋を貼る台紙（各班）、レールの継ぎ目のすきまの写真（教科書）</w:t>
       </w:r>
     </w:p>
     <w:p>
@@ -1402,7 +1402,7 @@
                 <w:rFonts w:ascii="ＭＳ 明朝" w:eastAsia="ＭＳ 明朝" w:hAnsi="ＭＳ 明朝" w:hint="eastAsia"/>
                 <w:sz w:val="18"/>
               </w:rPr>
-              <w:t xml:space="preserve">〇　追究の意識を連続させるために、空気と水の写真と学びの足あとで、変わり方のちがいまで確かめる。</w:t>
+              <w:t xml:space="preserve">〇　追究の意識を連続させるために、空気と水の写真と学びの足あとで、体積の変化の程度の違いまで確かめる。</w:t>
             </w:r>
           </w:p>
         </w:tc>
@@ -2390,7 +2390,7 @@
                       <w:rFonts w:ascii="ＭＳ 明朝" w:eastAsia="ＭＳ 明朝" w:hAnsi="ＭＳ 明朝" w:hint="eastAsia"/>
                       <w:sz w:val="18"/>
                     </w:rPr>
-                    <w:t xml:space="preserve">既習の内容や生活経験と関係付けて、根拠のある予想を表現している。</w:t>
+                    <w:t xml:space="preserve">既習の内容や生活経験を基に、根拠のある予想を発想し、表現している。</w:t>
                   </w:r>
                 </w:p>
                 <w:p>
@@ -3019,7 +3019,7 @@
                 <w:rFonts w:ascii="ＭＳ 明朝" w:eastAsia="ＭＳ 明朝" w:hAnsi="ＭＳ 明朝" w:hint="eastAsia"/>
                 <w:sz w:val="18"/>
               </w:rPr>
-              <w:t xml:space="preserve">（２）レールのつなぎ目のすきまの写真を見て、気づいたことを話し合う。</w:t>
+              <w:t xml:space="preserve">（２）レールの継ぎ目のすきまの写真を見て、気づいたことを話し合う。</w:t>
             </w:r>
           </w:p>
           <w:p>
@@ -3341,7 +3341,7 @@
                 <w:rFonts w:ascii="ＭＳ 明朝" w:eastAsia="ＭＳ 明朝" w:hAnsi="ＭＳ 明朝" w:hint="eastAsia"/>
                 <w:sz w:val="18"/>
               </w:rPr>
-              <w:t xml:space="preserve">〇　実験の結果とのずれに気づかせるために、教科書に載っているレールのつなぎ目のすきまの写真を提示し、「金ぞくの体積が変わらないなら、なぜすきまをあけているのだろう」と問う。</w:t>
+              <w:t xml:space="preserve">〇　実験の結果とのずれに気づかせるために、教科書に載っているレールの継ぎ目のすきまの写真を提示し、「金ぞくの体積が変わらないなら、なぜすきまをあけているのだろう」と問う。</w:t>
             </w:r>
           </w:p>
           <w:p>
